--- a/en/wisdom-stories/words-to-avoid.docx
+++ b/en/wisdom-stories/words-to-avoid.docx
@@ -219,7 +219,7 @@
         <w:rPr>
           <w:lang/>
         </w:rPr>
-        <w:t>Your partner’s decisions are not yours to control. Explain your concerns, listen to their perspective, and seek agreement on matters that affect you both. Adding “please” to an order does not automatically make it a respectful request; you must also recognise the other person’s right to choose.</w:t>
+        <w:t xml:space="preserve">Your partner’s decisions are not yours to control. Explain your concerns, listen to their perspective, and seek agreement on matters that affect you both. Adding “please” to an order does not automatically make it a respectful request; you must also recognize the other person’s right to choose.</w:t>
       </w:r>
     </w:p>
     <w:p>
